--- a/results2/table_02_distribution_tables.docx
+++ b/results2/table_02_distribution_tables.docx
@@ -7,538 +7,7 @@
         <w:pStyle w:val="Titre1"/>
       </w:pPr>
       <w:r>
-        <w:t xml:space="preserve">Table A1. High competition status</w:t>
-      </w:r>
-    </w:p>
-    <w:tbl xmlns:a="http://schemas.openxmlformats.org/drawingml/2006/main" xmlns:pic="http://schemas.openxmlformats.org/drawingml/2006/picture">
-      <w:tblPr>
-        <w:tblLayout w:type="fixed"/>
-        <w:jc w:val="center"/>
-        <w:tblLook w:firstRow="1" w:lastRow="0" w:firstColumn="0" w:lastColumn="0" w:noHBand="0" w:noVBand="1"/>
-      </w:tblPr>
-      <w:tblGrid>
-        <w:gridCol w:w="4544"/>
-        <w:gridCol w:w="1084"/>
-        <w:gridCol w:w="1328"/>
-      </w:tblGrid>
-      <w:tr>
-        <w:trPr>
-          <w:trHeight w:val="614" w:hRule="auto"/>
-          <w:tblHeader/>
-        </w:trPr>
-        <w:tc>
-          <w:tcPr>
-            <w:tcBorders>
-              <w:bottom w:val="single" w:sz="12" w:space="0" w:color="666666"/>
-              <w:top w:val="single" w:sz="12" w:space="0" w:color="666666"/>
-              <w:left w:val="none" w:sz="0" w:space="0" w:color="000000"/>
-              <w:right w:val="none" w:sz="0" w:space="0" w:color="000000"/>
-            </w:tcBorders>
-            <w:shd w:val="clear" w:color="auto" w:fill="FFFFFF"/>
-            <w:tcMar>
-              <w:top w:w="0" w:type="dxa"/>
-              <w:bottom w:w="0" w:type="dxa"/>
-              <w:left w:w="0" w:type="dxa"/>
-              <w:right w:w="0" w:type="dxa"/>
-            </w:tcMar>
-            <w:vAlign w:val="center"/>
-          </w:tcPr>
-          <w:p>
-            <w:pPr>
-              <w:pStyle w:val="Normal"/>
-              <w:jc w:val="left"/>
-              <w:pBdr>
-                <w:bottom w:val="none" w:sz="0" w:space="0" w:color="000000"/>
-                <w:top w:val="none" w:sz="0" w:space="0" w:color="000000"/>
-                <w:left w:val="none" w:sz="0" w:space="0" w:color="000000"/>
-                <w:right w:val="none" w:sz="0" w:space="0" w:color="000000"/>
-              </w:pBdr>
-              <w:spacing w:after="100" w:before="100" w:line="240"/>
-              <w:ind w:left="100" w:right="100" w:firstLine="0" w:firstLineChars="0"/>
-              <w:rPr>
-                <w:rFonts w:ascii="Arial" w:hAnsi="Arial" w:eastAsia="Arial" w:cs="Arial"/>
-                <w:i w:val="false"/>
-                <w:b w:val="false"/>
-                <w:u w:val="none"/>
-                <w:strike w:val="false"/>
-                <w:sz w:val="22"/>
-                <w:szCs w:val="22"/>
-                <w:color w:val="000000"/>
-              </w:rPr>
-            </w:pPr>
-            <w:r>
-              <w:rPr>
-                <w:rFonts w:ascii="Arial" w:hAnsi="Arial" w:eastAsia="Arial" w:cs="Arial"/>
-                <w:i w:val="false"/>
-                <w:b w:val="false"/>
-                <w:u w:val="none"/>
-                <w:strike w:val="false"/>
-                <w:sz w:val="22"/>
-                <w:szCs w:val="22"/>
-                <w:color w:val="000000"/>
-              </w:rPr>
-              <w:t xml:space="preserve">high_competition_label</w:t>
-            </w:r>
-          </w:p>
-        </w:tc>
-        <w:tc>
-          <w:tcPr>
-            <w:tcBorders>
-              <w:bottom w:val="single" w:sz="12" w:space="0" w:color="666666"/>
-              <w:top w:val="single" w:sz="12" w:space="0" w:color="666666"/>
-              <w:left w:val="none" w:sz="0" w:space="0" w:color="000000"/>
-              <w:right w:val="none" w:sz="0" w:space="0" w:color="000000"/>
-            </w:tcBorders>
-            <w:shd w:val="clear" w:color="auto" w:fill="FFFFFF"/>
-            <w:tcMar>
-              <w:top w:w="0" w:type="dxa"/>
-              <w:bottom w:w="0" w:type="dxa"/>
-              <w:left w:w="0" w:type="dxa"/>
-              <w:right w:w="0" w:type="dxa"/>
-            </w:tcMar>
-            <w:vAlign w:val="center"/>
-          </w:tcPr>
-          <w:p>
-            <w:pPr>
-              <w:pStyle w:val="Normal"/>
-              <w:jc w:val="right"/>
-              <w:pBdr>
-                <w:bottom w:val="none" w:sz="0" w:space="0" w:color="000000"/>
-                <w:top w:val="none" w:sz="0" w:space="0" w:color="000000"/>
-                <w:left w:val="none" w:sz="0" w:space="0" w:color="000000"/>
-                <w:right w:val="none" w:sz="0" w:space="0" w:color="000000"/>
-              </w:pBdr>
-              <w:spacing w:after="100" w:before="100" w:line="240"/>
-              <w:ind w:left="100" w:right="100" w:firstLine="0" w:firstLineChars="0"/>
-              <w:rPr>
-                <w:rFonts w:ascii="Arial" w:hAnsi="Arial" w:eastAsia="Arial" w:cs="Arial"/>
-                <w:i w:val="false"/>
-                <w:b w:val="false"/>
-                <w:u w:val="none"/>
-                <w:strike w:val="false"/>
-                <w:sz w:val="22"/>
-                <w:szCs w:val="22"/>
-                <w:color w:val="000000"/>
-              </w:rPr>
-            </w:pPr>
-            <w:r>
-              <w:rPr>
-                <w:rFonts w:ascii="Arial" w:hAnsi="Arial" w:eastAsia="Arial" w:cs="Arial"/>
-                <w:i w:val="false"/>
-                <w:b w:val="false"/>
-                <w:u w:val="none"/>
-                <w:strike w:val="false"/>
-                <w:sz w:val="22"/>
-                <w:szCs w:val="22"/>
-                <w:color w:val="000000"/>
-              </w:rPr>
-              <w:t xml:space="preserve">n</w:t>
-            </w:r>
-          </w:p>
-        </w:tc>
-        <w:tc>
-          <w:tcPr>
-            <w:tcBorders>
-              <w:bottom w:val="single" w:sz="12" w:space="0" w:color="666666"/>
-              <w:top w:val="single" w:sz="12" w:space="0" w:color="666666"/>
-              <w:left w:val="none" w:sz="0" w:space="0" w:color="000000"/>
-              <w:right w:val="none" w:sz="0" w:space="0" w:color="000000"/>
-            </w:tcBorders>
-            <w:shd w:val="clear" w:color="auto" w:fill="FFFFFF"/>
-            <w:tcMar>
-              <w:top w:w="0" w:type="dxa"/>
-              <w:bottom w:w="0" w:type="dxa"/>
-              <w:left w:w="0" w:type="dxa"/>
-              <w:right w:w="0" w:type="dxa"/>
-            </w:tcMar>
-            <w:vAlign w:val="center"/>
-          </w:tcPr>
-          <w:p>
-            <w:pPr>
-              <w:pStyle w:val="Normal"/>
-              <w:jc w:val="right"/>
-              <w:pBdr>
-                <w:bottom w:val="none" w:sz="0" w:space="0" w:color="000000"/>
-                <w:top w:val="none" w:sz="0" w:space="0" w:color="000000"/>
-                <w:left w:val="none" w:sz="0" w:space="0" w:color="000000"/>
-                <w:right w:val="none" w:sz="0" w:space="0" w:color="000000"/>
-              </w:pBdr>
-              <w:spacing w:after="100" w:before="100" w:line="240"/>
-              <w:ind w:left="100" w:right="100" w:firstLine="0" w:firstLineChars="0"/>
-              <w:rPr>
-                <w:rFonts w:ascii="Arial" w:hAnsi="Arial" w:eastAsia="Arial" w:cs="Arial"/>
-                <w:i w:val="false"/>
-                <w:b w:val="false"/>
-                <w:u w:val="none"/>
-                <w:strike w:val="false"/>
-                <w:sz w:val="22"/>
-                <w:szCs w:val="22"/>
-                <w:color w:val="000000"/>
-              </w:rPr>
-            </w:pPr>
-            <w:r>
-              <w:rPr>
-                <w:rFonts w:ascii="Arial" w:hAnsi="Arial" w:eastAsia="Arial" w:cs="Arial"/>
-                <w:i w:val="false"/>
-                <w:b w:val="false"/>
-                <w:u w:val="none"/>
-                <w:strike w:val="false"/>
-                <w:sz w:val="22"/>
-                <w:szCs w:val="22"/>
-                <w:color w:val="000000"/>
-              </w:rPr>
-              <w:t xml:space="preserve">share</w:t>
-            </w:r>
-          </w:p>
-        </w:tc>
-      </w:tr>
-      <w:tr>
-        <w:trPr>
-          <w:trHeight w:val="613" w:hRule="auto"/>
-        </w:trPr>
-        <w:tc>
-          <w:tcPr>
-            <w:tcBorders>
-              <w:bottom w:val="none" w:sz="0" w:space="0" w:color="000000"/>
-              <w:top w:val="single" w:sz="12" w:space="0" w:color="666666"/>
-              <w:left w:val="none" w:sz="0" w:space="0" w:color="000000"/>
-              <w:right w:val="none" w:sz="0" w:space="0" w:color="000000"/>
-            </w:tcBorders>
-            <w:shd w:val="clear" w:color="auto" w:fill="FFFFFF"/>
-            <w:tcMar>
-              <w:top w:w="0" w:type="dxa"/>
-              <w:bottom w:w="0" w:type="dxa"/>
-              <w:left w:w="0" w:type="dxa"/>
-              <w:right w:w="0" w:type="dxa"/>
-            </w:tcMar>
-            <w:vAlign w:val="center"/>
-          </w:tcPr>
-          <w:p>
-            <w:pPr>
-              <w:pStyle w:val="Normal"/>
-              <w:jc w:val="left"/>
-              <w:pBdr>
-                <w:bottom w:val="none" w:sz="0" w:space="0" w:color="000000"/>
-                <w:top w:val="none" w:sz="0" w:space="0" w:color="000000"/>
-                <w:left w:val="none" w:sz="0" w:space="0" w:color="000000"/>
-                <w:right w:val="none" w:sz="0" w:space="0" w:color="000000"/>
-              </w:pBdr>
-              <w:spacing w:after="100" w:before="100" w:line="240"/>
-              <w:ind w:left="100" w:right="100" w:firstLine="0" w:firstLineChars="0"/>
-              <w:rPr>
-                <w:rFonts w:ascii="Arial" w:hAnsi="Arial" w:eastAsia="Arial" w:cs="Arial"/>
-                <w:i w:val="false"/>
-                <w:b w:val="false"/>
-                <w:u w:val="none"/>
-                <w:strike w:val="false"/>
-                <w:sz w:val="22"/>
-                <w:szCs w:val="22"/>
-                <w:color w:val="000000"/>
-              </w:rPr>
-            </w:pPr>
-            <w:r>
-              <w:rPr>
-                <w:rFonts w:ascii="Arial" w:hAnsi="Arial" w:eastAsia="Arial" w:cs="Arial"/>
-                <w:i w:val="false"/>
-                <w:b w:val="false"/>
-                <w:u w:val="none"/>
-                <w:strike w:val="false"/>
-                <w:sz w:val="22"/>
-                <w:szCs w:val="22"/>
-                <w:color w:val="000000"/>
-              </w:rPr>
-              <w:t xml:space="preserve">Low competition: 0 to 5 competitors</w:t>
-            </w:r>
-          </w:p>
-        </w:tc>
-        <w:tc>
-          <w:tcPr>
-            <w:tcBorders>
-              <w:bottom w:val="none" w:sz="0" w:space="0" w:color="000000"/>
-              <w:top w:val="single" w:sz="12" w:space="0" w:color="666666"/>
-              <w:left w:val="none" w:sz="0" w:space="0" w:color="000000"/>
-              <w:right w:val="none" w:sz="0" w:space="0" w:color="000000"/>
-            </w:tcBorders>
-            <w:shd w:val="clear" w:color="auto" w:fill="FFFFFF"/>
-            <w:tcMar>
-              <w:top w:w="0" w:type="dxa"/>
-              <w:bottom w:w="0" w:type="dxa"/>
-              <w:left w:w="0" w:type="dxa"/>
-              <w:right w:w="0" w:type="dxa"/>
-            </w:tcMar>
-            <w:vAlign w:val="center"/>
-          </w:tcPr>
-          <w:p>
-            <w:pPr>
-              <w:pStyle w:val="Normal"/>
-              <w:jc w:val="right"/>
-              <w:pBdr>
-                <w:bottom w:val="none" w:sz="0" w:space="0" w:color="000000"/>
-                <w:top w:val="none" w:sz="0" w:space="0" w:color="000000"/>
-                <w:left w:val="none" w:sz="0" w:space="0" w:color="000000"/>
-                <w:right w:val="none" w:sz="0" w:space="0" w:color="000000"/>
-              </w:pBdr>
-              <w:spacing w:after="100" w:before="100" w:line="240"/>
-              <w:ind w:left="100" w:right="100" w:firstLine="0" w:firstLineChars="0"/>
-              <w:rPr>
-                <w:rFonts w:ascii="Arial" w:hAnsi="Arial" w:eastAsia="Arial" w:cs="Arial"/>
-                <w:i w:val="false"/>
-                <w:b w:val="false"/>
-                <w:u w:val="none"/>
-                <w:strike w:val="false"/>
-                <w:sz w:val="22"/>
-                <w:szCs w:val="22"/>
-                <w:color w:val="000000"/>
-              </w:rPr>
-            </w:pPr>
-            <w:r>
-              <w:rPr>
-                <w:rFonts w:ascii="Arial" w:hAnsi="Arial" w:eastAsia="Arial" w:cs="Arial"/>
-                <w:i w:val="false"/>
-                <w:b w:val="false"/>
-                <w:u w:val="none"/>
-                <w:strike w:val="false"/>
-                <w:sz w:val="22"/>
-                <w:szCs w:val="22"/>
-                <w:color w:val="000000"/>
-              </w:rPr>
-              <w:t xml:space="preserve">9,359</w:t>
-            </w:r>
-          </w:p>
-        </w:tc>
-        <w:tc>
-          <w:tcPr>
-            <w:tcBorders>
-              <w:bottom w:val="none" w:sz="0" w:space="0" w:color="000000"/>
-              <w:top w:val="single" w:sz="12" w:space="0" w:color="666666"/>
-              <w:left w:val="none" w:sz="0" w:space="0" w:color="000000"/>
-              <w:right w:val="none" w:sz="0" w:space="0" w:color="000000"/>
-            </w:tcBorders>
-            <w:shd w:val="clear" w:color="auto" w:fill="FFFFFF"/>
-            <w:tcMar>
-              <w:top w:w="0" w:type="dxa"/>
-              <w:bottom w:w="0" w:type="dxa"/>
-              <w:left w:w="0" w:type="dxa"/>
-              <w:right w:w="0" w:type="dxa"/>
-            </w:tcMar>
-            <w:vAlign w:val="center"/>
-          </w:tcPr>
-          <w:p>
-            <w:pPr>
-              <w:pStyle w:val="Normal"/>
-              <w:jc w:val="right"/>
-              <w:pBdr>
-                <w:bottom w:val="none" w:sz="0" w:space="0" w:color="000000"/>
-                <w:top w:val="none" w:sz="0" w:space="0" w:color="000000"/>
-                <w:left w:val="none" w:sz="0" w:space="0" w:color="000000"/>
-                <w:right w:val="none" w:sz="0" w:space="0" w:color="000000"/>
-              </w:pBdr>
-              <w:spacing w:after="100" w:before="100" w:line="240"/>
-              <w:ind w:left="100" w:right="100" w:firstLine="0" w:firstLineChars="0"/>
-              <w:rPr>
-                <w:rFonts w:ascii="Arial" w:hAnsi="Arial" w:eastAsia="Arial" w:cs="Arial"/>
-                <w:i w:val="false"/>
-                <w:b w:val="false"/>
-                <w:u w:val="none"/>
-                <w:strike w:val="false"/>
-                <w:sz w:val="22"/>
-                <w:szCs w:val="22"/>
-                <w:color w:val="000000"/>
-              </w:rPr>
-            </w:pPr>
-            <w:r>
-              <w:rPr>
-                <w:rFonts w:ascii="Arial" w:hAnsi="Arial" w:eastAsia="Arial" w:cs="Arial"/>
-                <w:i w:val="false"/>
-                <w:b w:val="false"/>
-                <w:u w:val="none"/>
-                <w:strike w:val="false"/>
-                <w:sz w:val="22"/>
-                <w:szCs w:val="22"/>
-                <w:color w:val="000000"/>
-              </w:rPr>
-              <w:t xml:space="preserve">38.82919</w:t>
-            </w:r>
-          </w:p>
-        </w:tc>
-      </w:tr>
-      <w:tr>
-        <w:trPr>
-          <w:trHeight w:val="614" w:hRule="auto"/>
-        </w:trPr>
-        <w:tc>
-          <w:tcPr>
-            <w:tcBorders>
-              <w:bottom w:val="single" w:sz="12" w:space="0" w:color="666666"/>
-              <w:top w:val="none" w:sz="0" w:space="0" w:color="000000"/>
-              <w:left w:val="none" w:sz="0" w:space="0" w:color="000000"/>
-              <w:right w:val="none" w:sz="0" w:space="0" w:color="000000"/>
-            </w:tcBorders>
-            <w:shd w:val="clear" w:color="auto" w:fill="FFFFFF"/>
-            <w:tcMar>
-              <w:top w:w="0" w:type="dxa"/>
-              <w:bottom w:w="0" w:type="dxa"/>
-              <w:left w:w="0" w:type="dxa"/>
-              <w:right w:w="0" w:type="dxa"/>
-            </w:tcMar>
-            <w:vAlign w:val="center"/>
-          </w:tcPr>
-          <w:p>
-            <w:pPr>
-              <w:pStyle w:val="Normal"/>
-              <w:jc w:val="left"/>
-              <w:pBdr>
-                <w:bottom w:val="none" w:sz="0" w:space="0" w:color="000000"/>
-                <w:top w:val="none" w:sz="0" w:space="0" w:color="000000"/>
-                <w:left w:val="none" w:sz="0" w:space="0" w:color="000000"/>
-                <w:right w:val="none" w:sz="0" w:space="0" w:color="000000"/>
-              </w:pBdr>
-              <w:spacing w:after="100" w:before="100" w:line="240"/>
-              <w:ind w:left="100" w:right="100" w:firstLine="0" w:firstLineChars="0"/>
-              <w:rPr>
-                <w:rFonts w:ascii="Arial" w:hAnsi="Arial" w:eastAsia="Arial" w:cs="Arial"/>
-                <w:i w:val="false"/>
-                <w:b w:val="false"/>
-                <w:u w:val="none"/>
-                <w:strike w:val="false"/>
-                <w:sz w:val="22"/>
-                <w:szCs w:val="22"/>
-                <w:color w:val="000000"/>
-              </w:rPr>
-            </w:pPr>
-            <w:r>
-              <w:rPr>
-                <w:rFonts w:ascii="Arial" w:hAnsi="Arial" w:eastAsia="Arial" w:cs="Arial"/>
-                <w:i w:val="false"/>
-                <w:b w:val="false"/>
-                <w:u w:val="none"/>
-                <w:strike w:val="false"/>
-                <w:sz w:val="22"/>
-                <w:szCs w:val="22"/>
-                <w:color w:val="000000"/>
-              </w:rPr>
-              <w:t xml:space="preserve">High competition: more than 5 competitors</w:t>
-            </w:r>
-          </w:p>
-        </w:tc>
-        <w:tc>
-          <w:tcPr>
-            <w:tcBorders>
-              <w:bottom w:val="single" w:sz="12" w:space="0" w:color="666666"/>
-              <w:top w:val="none" w:sz="0" w:space="0" w:color="000000"/>
-              <w:left w:val="none" w:sz="0" w:space="0" w:color="000000"/>
-              <w:right w:val="none" w:sz="0" w:space="0" w:color="000000"/>
-            </w:tcBorders>
-            <w:shd w:val="clear" w:color="auto" w:fill="FFFFFF"/>
-            <w:tcMar>
-              <w:top w:w="0" w:type="dxa"/>
-              <w:bottom w:w="0" w:type="dxa"/>
-              <w:left w:w="0" w:type="dxa"/>
-              <w:right w:w="0" w:type="dxa"/>
-            </w:tcMar>
-            <w:vAlign w:val="center"/>
-          </w:tcPr>
-          <w:p>
-            <w:pPr>
-              <w:pStyle w:val="Normal"/>
-              <w:jc w:val="right"/>
-              <w:pBdr>
-                <w:bottom w:val="none" w:sz="0" w:space="0" w:color="000000"/>
-                <w:top w:val="none" w:sz="0" w:space="0" w:color="000000"/>
-                <w:left w:val="none" w:sz="0" w:space="0" w:color="000000"/>
-                <w:right w:val="none" w:sz="0" w:space="0" w:color="000000"/>
-              </w:pBdr>
-              <w:spacing w:after="100" w:before="100" w:line="240"/>
-              <w:ind w:left="100" w:right="100" w:firstLine="0" w:firstLineChars="0"/>
-              <w:rPr>
-                <w:rFonts w:ascii="Arial" w:hAnsi="Arial" w:eastAsia="Arial" w:cs="Arial"/>
-                <w:i w:val="false"/>
-                <w:b w:val="false"/>
-                <w:u w:val="none"/>
-                <w:strike w:val="false"/>
-                <w:sz w:val="22"/>
-                <w:szCs w:val="22"/>
-                <w:color w:val="000000"/>
-              </w:rPr>
-            </w:pPr>
-            <w:r>
-              <w:rPr>
-                <w:rFonts w:ascii="Arial" w:hAnsi="Arial" w:eastAsia="Arial" w:cs="Arial"/>
-                <w:i w:val="false"/>
-                <w:b w:val="false"/>
-                <w:u w:val="none"/>
-                <w:strike w:val="false"/>
-                <w:sz w:val="22"/>
-                <w:szCs w:val="22"/>
-                <w:color w:val="000000"/>
-              </w:rPr>
-              <w:t xml:space="preserve">14,744</w:t>
-            </w:r>
-          </w:p>
-        </w:tc>
-        <w:tc>
-          <w:tcPr>
-            <w:tcBorders>
-              <w:bottom w:val="single" w:sz="12" w:space="0" w:color="666666"/>
-              <w:top w:val="none" w:sz="0" w:space="0" w:color="000000"/>
-              <w:left w:val="none" w:sz="0" w:space="0" w:color="000000"/>
-              <w:right w:val="none" w:sz="0" w:space="0" w:color="000000"/>
-            </w:tcBorders>
-            <w:shd w:val="clear" w:color="auto" w:fill="FFFFFF"/>
-            <w:tcMar>
-              <w:top w:w="0" w:type="dxa"/>
-              <w:bottom w:w="0" w:type="dxa"/>
-              <w:left w:w="0" w:type="dxa"/>
-              <w:right w:w="0" w:type="dxa"/>
-            </w:tcMar>
-            <w:vAlign w:val="center"/>
-          </w:tcPr>
-          <w:p>
-            <w:pPr>
-              <w:pStyle w:val="Normal"/>
-              <w:jc w:val="right"/>
-              <w:pBdr>
-                <w:bottom w:val="none" w:sz="0" w:space="0" w:color="000000"/>
-                <w:top w:val="none" w:sz="0" w:space="0" w:color="000000"/>
-                <w:left w:val="none" w:sz="0" w:space="0" w:color="000000"/>
-                <w:right w:val="none" w:sz="0" w:space="0" w:color="000000"/>
-              </w:pBdr>
-              <w:spacing w:after="100" w:before="100" w:line="240"/>
-              <w:ind w:left="100" w:right="100" w:firstLine="0" w:firstLineChars="0"/>
-              <w:rPr>
-                <w:rFonts w:ascii="Arial" w:hAnsi="Arial" w:eastAsia="Arial" w:cs="Arial"/>
-                <w:i w:val="false"/>
-                <w:b w:val="false"/>
-                <w:u w:val="none"/>
-                <w:strike w:val="false"/>
-                <w:sz w:val="22"/>
-                <w:szCs w:val="22"/>
-                <w:color w:val="000000"/>
-              </w:rPr>
-            </w:pPr>
-            <w:r>
-              <w:rPr>
-                <w:rFonts w:ascii="Arial" w:hAnsi="Arial" w:eastAsia="Arial" w:cs="Arial"/>
-                <w:i w:val="false"/>
-                <w:b w:val="false"/>
-                <w:u w:val="none"/>
-                <w:strike w:val="false"/>
-                <w:sz w:val="22"/>
-                <w:szCs w:val="22"/>
-                <w:color w:val="000000"/>
-              </w:rPr>
-              <w:t xml:space="preserve">61.17081</w:t>
-            </w:r>
-          </w:p>
-        </w:tc>
-      </w:tr>
-    </w:tbl>
-    <w:p>
-      <w:pPr>
-        <w:pStyle w:val="Titre1"/>
-      </w:pPr>
-      <w:r>
-        <w:t xml:space="preserve">Table A2. Distribution by number of competitors</w:t>
+        <w:t xml:space="preserve">Table A1. Distribution by number of competitors</w:t>
       </w:r>
     </w:p>
     <w:tbl xmlns:a="http://schemas.openxmlformats.org/drawingml/2006/main" xmlns:pic="http://schemas.openxmlformats.org/drawingml/2006/picture">
@@ -1409,7 +878,7 @@
         <w:pStyle w:val="Titre1"/>
       </w:pPr>
       <w:r>
-        <w:t xml:space="preserve">Table A3. Informal competition</w:t>
+        <w:t xml:space="preserve">Table A2. Informal competition</w:t>
       </w:r>
     </w:p>
     <w:tbl xmlns:a="http://schemas.openxmlformats.org/drawingml/2006/main" xmlns:pic="http://schemas.openxmlformats.org/drawingml/2006/picture">
@@ -2110,7 +1579,7 @@
         <w:pStyle w:val="Titre1"/>
       </w:pPr>
       <w:r>
-        <w:t xml:space="preserve">Table A4. Firm size</w:t>
+        <w:t xml:space="preserve">Table A3. Firm size distribution</w:t>
       </w:r>
     </w:p>
     <w:tbl xmlns:a="http://schemas.openxmlformats.org/drawingml/2006/main" xmlns:pic="http://schemas.openxmlformats.org/drawingml/2006/picture">

--- a/results2/table_02_distribution_tables.docx
+++ b/results2/table_02_distribution_tables.docx
@@ -7,7 +7,538 @@
         <w:pStyle w:val="Titre1"/>
       </w:pPr>
       <w:r>
-        <w:t xml:space="preserve">Table A1. Distribution by number of competitors</w:t>
+        <w:t xml:space="preserve">Table A1. High competition status</w:t>
+      </w:r>
+    </w:p>
+    <w:tbl xmlns:a="http://schemas.openxmlformats.org/drawingml/2006/main" xmlns:pic="http://schemas.openxmlformats.org/drawingml/2006/picture">
+      <w:tblPr>
+        <w:tblLayout w:type="fixed"/>
+        <w:jc w:val="center"/>
+        <w:tblLook w:firstRow="1" w:lastRow="0" w:firstColumn="0" w:lastColumn="0" w:noHBand="0" w:noVBand="1"/>
+      </w:tblPr>
+      <w:tblGrid>
+        <w:gridCol w:w="4544"/>
+        <w:gridCol w:w="1084"/>
+        <w:gridCol w:w="1328"/>
+      </w:tblGrid>
+      <w:tr>
+        <w:trPr>
+          <w:trHeight w:val="614" w:hRule="auto"/>
+          <w:tblHeader/>
+        </w:trPr>
+        <w:tc>
+          <w:tcPr>
+            <w:tcBorders>
+              <w:bottom w:val="single" w:sz="12" w:space="0" w:color="666666"/>
+              <w:top w:val="single" w:sz="12" w:space="0" w:color="666666"/>
+              <w:left w:val="none" w:sz="0" w:space="0" w:color="000000"/>
+              <w:right w:val="none" w:sz="0" w:space="0" w:color="000000"/>
+            </w:tcBorders>
+            <w:shd w:val="clear" w:color="auto" w:fill="FFFFFF"/>
+            <w:tcMar>
+              <w:top w:w="0" w:type="dxa"/>
+              <w:bottom w:w="0" w:type="dxa"/>
+              <w:left w:w="0" w:type="dxa"/>
+              <w:right w:w="0" w:type="dxa"/>
+            </w:tcMar>
+            <w:vAlign w:val="center"/>
+          </w:tcPr>
+          <w:p>
+            <w:pPr>
+              <w:pStyle w:val="Normal"/>
+              <w:jc w:val="left"/>
+              <w:pBdr>
+                <w:bottom w:val="none" w:sz="0" w:space="0" w:color="000000"/>
+                <w:top w:val="none" w:sz="0" w:space="0" w:color="000000"/>
+                <w:left w:val="none" w:sz="0" w:space="0" w:color="000000"/>
+                <w:right w:val="none" w:sz="0" w:space="0" w:color="000000"/>
+              </w:pBdr>
+              <w:spacing w:after="100" w:before="100" w:line="240"/>
+              <w:ind w:left="100" w:right="100" w:firstLine="0" w:firstLineChars="0"/>
+              <w:rPr>
+                <w:rFonts w:ascii="Arial" w:hAnsi="Arial" w:eastAsia="Arial" w:cs="Arial"/>
+                <w:i w:val="false"/>
+                <w:b w:val="false"/>
+                <w:u w:val="none"/>
+                <w:strike w:val="false"/>
+                <w:sz w:val="22"/>
+                <w:szCs w:val="22"/>
+                <w:color w:val="000000"/>
+              </w:rPr>
+            </w:pPr>
+            <w:r>
+              <w:rPr>
+                <w:rFonts w:ascii="Arial" w:hAnsi="Arial" w:eastAsia="Arial" w:cs="Arial"/>
+                <w:i w:val="false"/>
+                <w:b w:val="false"/>
+                <w:u w:val="none"/>
+                <w:strike w:val="false"/>
+                <w:sz w:val="22"/>
+                <w:szCs w:val="22"/>
+                <w:color w:val="000000"/>
+              </w:rPr>
+              <w:t xml:space="preserve">high_competition_label</w:t>
+            </w:r>
+          </w:p>
+        </w:tc>
+        <w:tc>
+          <w:tcPr>
+            <w:tcBorders>
+              <w:bottom w:val="single" w:sz="12" w:space="0" w:color="666666"/>
+              <w:top w:val="single" w:sz="12" w:space="0" w:color="666666"/>
+              <w:left w:val="none" w:sz="0" w:space="0" w:color="000000"/>
+              <w:right w:val="none" w:sz="0" w:space="0" w:color="000000"/>
+            </w:tcBorders>
+            <w:shd w:val="clear" w:color="auto" w:fill="FFFFFF"/>
+            <w:tcMar>
+              <w:top w:w="0" w:type="dxa"/>
+              <w:bottom w:w="0" w:type="dxa"/>
+              <w:left w:w="0" w:type="dxa"/>
+              <w:right w:w="0" w:type="dxa"/>
+            </w:tcMar>
+            <w:vAlign w:val="center"/>
+          </w:tcPr>
+          <w:p>
+            <w:pPr>
+              <w:pStyle w:val="Normal"/>
+              <w:jc w:val="right"/>
+              <w:pBdr>
+                <w:bottom w:val="none" w:sz="0" w:space="0" w:color="000000"/>
+                <w:top w:val="none" w:sz="0" w:space="0" w:color="000000"/>
+                <w:left w:val="none" w:sz="0" w:space="0" w:color="000000"/>
+                <w:right w:val="none" w:sz="0" w:space="0" w:color="000000"/>
+              </w:pBdr>
+              <w:spacing w:after="100" w:before="100" w:line="240"/>
+              <w:ind w:left="100" w:right="100" w:firstLine="0" w:firstLineChars="0"/>
+              <w:rPr>
+                <w:rFonts w:ascii="Arial" w:hAnsi="Arial" w:eastAsia="Arial" w:cs="Arial"/>
+                <w:i w:val="false"/>
+                <w:b w:val="false"/>
+                <w:u w:val="none"/>
+                <w:strike w:val="false"/>
+                <w:sz w:val="22"/>
+                <w:szCs w:val="22"/>
+                <w:color w:val="000000"/>
+              </w:rPr>
+            </w:pPr>
+            <w:r>
+              <w:rPr>
+                <w:rFonts w:ascii="Arial" w:hAnsi="Arial" w:eastAsia="Arial" w:cs="Arial"/>
+                <w:i w:val="false"/>
+                <w:b w:val="false"/>
+                <w:u w:val="none"/>
+                <w:strike w:val="false"/>
+                <w:sz w:val="22"/>
+                <w:szCs w:val="22"/>
+                <w:color w:val="000000"/>
+              </w:rPr>
+              <w:t xml:space="preserve">n</w:t>
+            </w:r>
+          </w:p>
+        </w:tc>
+        <w:tc>
+          <w:tcPr>
+            <w:tcBorders>
+              <w:bottom w:val="single" w:sz="12" w:space="0" w:color="666666"/>
+              <w:top w:val="single" w:sz="12" w:space="0" w:color="666666"/>
+              <w:left w:val="none" w:sz="0" w:space="0" w:color="000000"/>
+              <w:right w:val="none" w:sz="0" w:space="0" w:color="000000"/>
+            </w:tcBorders>
+            <w:shd w:val="clear" w:color="auto" w:fill="FFFFFF"/>
+            <w:tcMar>
+              <w:top w:w="0" w:type="dxa"/>
+              <w:bottom w:w="0" w:type="dxa"/>
+              <w:left w:w="0" w:type="dxa"/>
+              <w:right w:w="0" w:type="dxa"/>
+            </w:tcMar>
+            <w:vAlign w:val="center"/>
+          </w:tcPr>
+          <w:p>
+            <w:pPr>
+              <w:pStyle w:val="Normal"/>
+              <w:jc w:val="right"/>
+              <w:pBdr>
+                <w:bottom w:val="none" w:sz="0" w:space="0" w:color="000000"/>
+                <w:top w:val="none" w:sz="0" w:space="0" w:color="000000"/>
+                <w:left w:val="none" w:sz="0" w:space="0" w:color="000000"/>
+                <w:right w:val="none" w:sz="0" w:space="0" w:color="000000"/>
+              </w:pBdr>
+              <w:spacing w:after="100" w:before="100" w:line="240"/>
+              <w:ind w:left="100" w:right="100" w:firstLine="0" w:firstLineChars="0"/>
+              <w:rPr>
+                <w:rFonts w:ascii="Arial" w:hAnsi="Arial" w:eastAsia="Arial" w:cs="Arial"/>
+                <w:i w:val="false"/>
+                <w:b w:val="false"/>
+                <w:u w:val="none"/>
+                <w:strike w:val="false"/>
+                <w:sz w:val="22"/>
+                <w:szCs w:val="22"/>
+                <w:color w:val="000000"/>
+              </w:rPr>
+            </w:pPr>
+            <w:r>
+              <w:rPr>
+                <w:rFonts w:ascii="Arial" w:hAnsi="Arial" w:eastAsia="Arial" w:cs="Arial"/>
+                <w:i w:val="false"/>
+                <w:b w:val="false"/>
+                <w:u w:val="none"/>
+                <w:strike w:val="false"/>
+                <w:sz w:val="22"/>
+                <w:szCs w:val="22"/>
+                <w:color w:val="000000"/>
+              </w:rPr>
+              <w:t xml:space="preserve">share</w:t>
+            </w:r>
+          </w:p>
+        </w:tc>
+      </w:tr>
+      <w:tr>
+        <w:trPr>
+          <w:trHeight w:val="613" w:hRule="auto"/>
+        </w:trPr>
+        <w:tc>
+          <w:tcPr>
+            <w:tcBorders>
+              <w:bottom w:val="none" w:sz="0" w:space="0" w:color="000000"/>
+              <w:top w:val="single" w:sz="12" w:space="0" w:color="666666"/>
+              <w:left w:val="none" w:sz="0" w:space="0" w:color="000000"/>
+              <w:right w:val="none" w:sz="0" w:space="0" w:color="000000"/>
+            </w:tcBorders>
+            <w:shd w:val="clear" w:color="auto" w:fill="FFFFFF"/>
+            <w:tcMar>
+              <w:top w:w="0" w:type="dxa"/>
+              <w:bottom w:w="0" w:type="dxa"/>
+              <w:left w:w="0" w:type="dxa"/>
+              <w:right w:w="0" w:type="dxa"/>
+            </w:tcMar>
+            <w:vAlign w:val="center"/>
+          </w:tcPr>
+          <w:p>
+            <w:pPr>
+              <w:pStyle w:val="Normal"/>
+              <w:jc w:val="left"/>
+              <w:pBdr>
+                <w:bottom w:val="none" w:sz="0" w:space="0" w:color="000000"/>
+                <w:top w:val="none" w:sz="0" w:space="0" w:color="000000"/>
+                <w:left w:val="none" w:sz="0" w:space="0" w:color="000000"/>
+                <w:right w:val="none" w:sz="0" w:space="0" w:color="000000"/>
+              </w:pBdr>
+              <w:spacing w:after="100" w:before="100" w:line="240"/>
+              <w:ind w:left="100" w:right="100" w:firstLine="0" w:firstLineChars="0"/>
+              <w:rPr>
+                <w:rFonts w:ascii="Arial" w:hAnsi="Arial" w:eastAsia="Arial" w:cs="Arial"/>
+                <w:i w:val="false"/>
+                <w:b w:val="false"/>
+                <w:u w:val="none"/>
+                <w:strike w:val="false"/>
+                <w:sz w:val="22"/>
+                <w:szCs w:val="22"/>
+                <w:color w:val="000000"/>
+              </w:rPr>
+            </w:pPr>
+            <w:r>
+              <w:rPr>
+                <w:rFonts w:ascii="Arial" w:hAnsi="Arial" w:eastAsia="Arial" w:cs="Arial"/>
+                <w:i w:val="false"/>
+                <w:b w:val="false"/>
+                <w:u w:val="none"/>
+                <w:strike w:val="false"/>
+                <w:sz w:val="22"/>
+                <w:szCs w:val="22"/>
+                <w:color w:val="000000"/>
+              </w:rPr>
+              <w:t xml:space="preserve">Low competition: 0 to 5 competitors</w:t>
+            </w:r>
+          </w:p>
+        </w:tc>
+        <w:tc>
+          <w:tcPr>
+            <w:tcBorders>
+              <w:bottom w:val="none" w:sz="0" w:space="0" w:color="000000"/>
+              <w:top w:val="single" w:sz="12" w:space="0" w:color="666666"/>
+              <w:left w:val="none" w:sz="0" w:space="0" w:color="000000"/>
+              <w:right w:val="none" w:sz="0" w:space="0" w:color="000000"/>
+            </w:tcBorders>
+            <w:shd w:val="clear" w:color="auto" w:fill="FFFFFF"/>
+            <w:tcMar>
+              <w:top w:w="0" w:type="dxa"/>
+              <w:bottom w:w="0" w:type="dxa"/>
+              <w:left w:w="0" w:type="dxa"/>
+              <w:right w:w="0" w:type="dxa"/>
+            </w:tcMar>
+            <w:vAlign w:val="center"/>
+          </w:tcPr>
+          <w:p>
+            <w:pPr>
+              <w:pStyle w:val="Normal"/>
+              <w:jc w:val="right"/>
+              <w:pBdr>
+                <w:bottom w:val="none" w:sz="0" w:space="0" w:color="000000"/>
+                <w:top w:val="none" w:sz="0" w:space="0" w:color="000000"/>
+                <w:left w:val="none" w:sz="0" w:space="0" w:color="000000"/>
+                <w:right w:val="none" w:sz="0" w:space="0" w:color="000000"/>
+              </w:pBdr>
+              <w:spacing w:after="100" w:before="100" w:line="240"/>
+              <w:ind w:left="100" w:right="100" w:firstLine="0" w:firstLineChars="0"/>
+              <w:rPr>
+                <w:rFonts w:ascii="Arial" w:hAnsi="Arial" w:eastAsia="Arial" w:cs="Arial"/>
+                <w:i w:val="false"/>
+                <w:b w:val="false"/>
+                <w:u w:val="none"/>
+                <w:strike w:val="false"/>
+                <w:sz w:val="22"/>
+                <w:szCs w:val="22"/>
+                <w:color w:val="000000"/>
+              </w:rPr>
+            </w:pPr>
+            <w:r>
+              <w:rPr>
+                <w:rFonts w:ascii="Arial" w:hAnsi="Arial" w:eastAsia="Arial" w:cs="Arial"/>
+                <w:i w:val="false"/>
+                <w:b w:val="false"/>
+                <w:u w:val="none"/>
+                <w:strike w:val="false"/>
+                <w:sz w:val="22"/>
+                <w:szCs w:val="22"/>
+                <w:color w:val="000000"/>
+              </w:rPr>
+              <w:t xml:space="preserve">9,359</w:t>
+            </w:r>
+          </w:p>
+        </w:tc>
+        <w:tc>
+          <w:tcPr>
+            <w:tcBorders>
+              <w:bottom w:val="none" w:sz="0" w:space="0" w:color="000000"/>
+              <w:top w:val="single" w:sz="12" w:space="0" w:color="666666"/>
+              <w:left w:val="none" w:sz="0" w:space="0" w:color="000000"/>
+              <w:right w:val="none" w:sz="0" w:space="0" w:color="000000"/>
+            </w:tcBorders>
+            <w:shd w:val="clear" w:color="auto" w:fill="FFFFFF"/>
+            <w:tcMar>
+              <w:top w:w="0" w:type="dxa"/>
+              <w:bottom w:w="0" w:type="dxa"/>
+              <w:left w:w="0" w:type="dxa"/>
+              <w:right w:w="0" w:type="dxa"/>
+            </w:tcMar>
+            <w:vAlign w:val="center"/>
+          </w:tcPr>
+          <w:p>
+            <w:pPr>
+              <w:pStyle w:val="Normal"/>
+              <w:jc w:val="right"/>
+              <w:pBdr>
+                <w:bottom w:val="none" w:sz="0" w:space="0" w:color="000000"/>
+                <w:top w:val="none" w:sz="0" w:space="0" w:color="000000"/>
+                <w:left w:val="none" w:sz="0" w:space="0" w:color="000000"/>
+                <w:right w:val="none" w:sz="0" w:space="0" w:color="000000"/>
+              </w:pBdr>
+              <w:spacing w:after="100" w:before="100" w:line="240"/>
+              <w:ind w:left="100" w:right="100" w:firstLine="0" w:firstLineChars="0"/>
+              <w:rPr>
+                <w:rFonts w:ascii="Arial" w:hAnsi="Arial" w:eastAsia="Arial" w:cs="Arial"/>
+                <w:i w:val="false"/>
+                <w:b w:val="false"/>
+                <w:u w:val="none"/>
+                <w:strike w:val="false"/>
+                <w:sz w:val="22"/>
+                <w:szCs w:val="22"/>
+                <w:color w:val="000000"/>
+              </w:rPr>
+            </w:pPr>
+            <w:r>
+              <w:rPr>
+                <w:rFonts w:ascii="Arial" w:hAnsi="Arial" w:eastAsia="Arial" w:cs="Arial"/>
+                <w:i w:val="false"/>
+                <w:b w:val="false"/>
+                <w:u w:val="none"/>
+                <w:strike w:val="false"/>
+                <w:sz w:val="22"/>
+                <w:szCs w:val="22"/>
+                <w:color w:val="000000"/>
+              </w:rPr>
+              <w:t xml:space="preserve">38.82919</w:t>
+            </w:r>
+          </w:p>
+        </w:tc>
+      </w:tr>
+      <w:tr>
+        <w:trPr>
+          <w:trHeight w:val="614" w:hRule="auto"/>
+        </w:trPr>
+        <w:tc>
+          <w:tcPr>
+            <w:tcBorders>
+              <w:bottom w:val="single" w:sz="12" w:space="0" w:color="666666"/>
+              <w:top w:val="none" w:sz="0" w:space="0" w:color="000000"/>
+              <w:left w:val="none" w:sz="0" w:space="0" w:color="000000"/>
+              <w:right w:val="none" w:sz="0" w:space="0" w:color="000000"/>
+            </w:tcBorders>
+            <w:shd w:val="clear" w:color="auto" w:fill="FFFFFF"/>
+            <w:tcMar>
+              <w:top w:w="0" w:type="dxa"/>
+              <w:bottom w:w="0" w:type="dxa"/>
+              <w:left w:w="0" w:type="dxa"/>
+              <w:right w:w="0" w:type="dxa"/>
+            </w:tcMar>
+            <w:vAlign w:val="center"/>
+          </w:tcPr>
+          <w:p>
+            <w:pPr>
+              <w:pStyle w:val="Normal"/>
+              <w:jc w:val="left"/>
+              <w:pBdr>
+                <w:bottom w:val="none" w:sz="0" w:space="0" w:color="000000"/>
+                <w:top w:val="none" w:sz="0" w:space="0" w:color="000000"/>
+                <w:left w:val="none" w:sz="0" w:space="0" w:color="000000"/>
+                <w:right w:val="none" w:sz="0" w:space="0" w:color="000000"/>
+              </w:pBdr>
+              <w:spacing w:after="100" w:before="100" w:line="240"/>
+              <w:ind w:left="100" w:right="100" w:firstLine="0" w:firstLineChars="0"/>
+              <w:rPr>
+                <w:rFonts w:ascii="Arial" w:hAnsi="Arial" w:eastAsia="Arial" w:cs="Arial"/>
+                <w:i w:val="false"/>
+                <w:b w:val="false"/>
+                <w:u w:val="none"/>
+                <w:strike w:val="false"/>
+                <w:sz w:val="22"/>
+                <w:szCs w:val="22"/>
+                <w:color w:val="000000"/>
+              </w:rPr>
+            </w:pPr>
+            <w:r>
+              <w:rPr>
+                <w:rFonts w:ascii="Arial" w:hAnsi="Arial" w:eastAsia="Arial" w:cs="Arial"/>
+                <w:i w:val="false"/>
+                <w:b w:val="false"/>
+                <w:u w:val="none"/>
+                <w:strike w:val="false"/>
+                <w:sz w:val="22"/>
+                <w:szCs w:val="22"/>
+                <w:color w:val="000000"/>
+              </w:rPr>
+              <w:t xml:space="preserve">High competition: more than 5 competitors</w:t>
+            </w:r>
+          </w:p>
+        </w:tc>
+        <w:tc>
+          <w:tcPr>
+            <w:tcBorders>
+              <w:bottom w:val="single" w:sz="12" w:space="0" w:color="666666"/>
+              <w:top w:val="none" w:sz="0" w:space="0" w:color="000000"/>
+              <w:left w:val="none" w:sz="0" w:space="0" w:color="000000"/>
+              <w:right w:val="none" w:sz="0" w:space="0" w:color="000000"/>
+            </w:tcBorders>
+            <w:shd w:val="clear" w:color="auto" w:fill="FFFFFF"/>
+            <w:tcMar>
+              <w:top w:w="0" w:type="dxa"/>
+              <w:bottom w:w="0" w:type="dxa"/>
+              <w:left w:w="0" w:type="dxa"/>
+              <w:right w:w="0" w:type="dxa"/>
+            </w:tcMar>
+            <w:vAlign w:val="center"/>
+          </w:tcPr>
+          <w:p>
+            <w:pPr>
+              <w:pStyle w:val="Normal"/>
+              <w:jc w:val="right"/>
+              <w:pBdr>
+                <w:bottom w:val="none" w:sz="0" w:space="0" w:color="000000"/>
+                <w:top w:val="none" w:sz="0" w:space="0" w:color="000000"/>
+                <w:left w:val="none" w:sz="0" w:space="0" w:color="000000"/>
+                <w:right w:val="none" w:sz="0" w:space="0" w:color="000000"/>
+              </w:pBdr>
+              <w:spacing w:after="100" w:before="100" w:line="240"/>
+              <w:ind w:left="100" w:right="100" w:firstLine="0" w:firstLineChars="0"/>
+              <w:rPr>
+                <w:rFonts w:ascii="Arial" w:hAnsi="Arial" w:eastAsia="Arial" w:cs="Arial"/>
+                <w:i w:val="false"/>
+                <w:b w:val="false"/>
+                <w:u w:val="none"/>
+                <w:strike w:val="false"/>
+                <w:sz w:val="22"/>
+                <w:szCs w:val="22"/>
+                <w:color w:val="000000"/>
+              </w:rPr>
+            </w:pPr>
+            <w:r>
+              <w:rPr>
+                <w:rFonts w:ascii="Arial" w:hAnsi="Arial" w:eastAsia="Arial" w:cs="Arial"/>
+                <w:i w:val="false"/>
+                <w:b w:val="false"/>
+                <w:u w:val="none"/>
+                <w:strike w:val="false"/>
+                <w:sz w:val="22"/>
+                <w:szCs w:val="22"/>
+                <w:color w:val="000000"/>
+              </w:rPr>
+              <w:t xml:space="preserve">14,744</w:t>
+            </w:r>
+          </w:p>
+        </w:tc>
+        <w:tc>
+          <w:tcPr>
+            <w:tcBorders>
+              <w:bottom w:val="single" w:sz="12" w:space="0" w:color="666666"/>
+              <w:top w:val="none" w:sz="0" w:space="0" w:color="000000"/>
+              <w:left w:val="none" w:sz="0" w:space="0" w:color="000000"/>
+              <w:right w:val="none" w:sz="0" w:space="0" w:color="000000"/>
+            </w:tcBorders>
+            <w:shd w:val="clear" w:color="auto" w:fill="FFFFFF"/>
+            <w:tcMar>
+              <w:top w:w="0" w:type="dxa"/>
+              <w:bottom w:w="0" w:type="dxa"/>
+              <w:left w:w="0" w:type="dxa"/>
+              <w:right w:w="0" w:type="dxa"/>
+            </w:tcMar>
+            <w:vAlign w:val="center"/>
+          </w:tcPr>
+          <w:p>
+            <w:pPr>
+              <w:pStyle w:val="Normal"/>
+              <w:jc w:val="right"/>
+              <w:pBdr>
+                <w:bottom w:val="none" w:sz="0" w:space="0" w:color="000000"/>
+                <w:top w:val="none" w:sz="0" w:space="0" w:color="000000"/>
+                <w:left w:val="none" w:sz="0" w:space="0" w:color="000000"/>
+                <w:right w:val="none" w:sz="0" w:space="0" w:color="000000"/>
+              </w:pBdr>
+              <w:spacing w:after="100" w:before="100" w:line="240"/>
+              <w:ind w:left="100" w:right="100" w:firstLine="0" w:firstLineChars="0"/>
+              <w:rPr>
+                <w:rFonts w:ascii="Arial" w:hAnsi="Arial" w:eastAsia="Arial" w:cs="Arial"/>
+                <w:i w:val="false"/>
+                <w:b w:val="false"/>
+                <w:u w:val="none"/>
+                <w:strike w:val="false"/>
+                <w:sz w:val="22"/>
+                <w:szCs w:val="22"/>
+                <w:color w:val="000000"/>
+              </w:rPr>
+            </w:pPr>
+            <w:r>
+              <w:rPr>
+                <w:rFonts w:ascii="Arial" w:hAnsi="Arial" w:eastAsia="Arial" w:cs="Arial"/>
+                <w:i w:val="false"/>
+                <w:b w:val="false"/>
+                <w:u w:val="none"/>
+                <w:strike w:val="false"/>
+                <w:sz w:val="22"/>
+                <w:szCs w:val="22"/>
+                <w:color w:val="000000"/>
+              </w:rPr>
+              <w:t xml:space="preserve">61.17081</w:t>
+            </w:r>
+          </w:p>
+        </w:tc>
+      </w:tr>
+    </w:tbl>
+    <w:p>
+      <w:pPr>
+        <w:pStyle w:val="Titre1"/>
+      </w:pPr>
+      <w:r>
+        <w:t xml:space="preserve">Table A2. Distribution by number of competitors</w:t>
       </w:r>
     </w:p>
     <w:tbl xmlns:a="http://schemas.openxmlformats.org/drawingml/2006/main" xmlns:pic="http://schemas.openxmlformats.org/drawingml/2006/picture">
@@ -878,7 +1409,7 @@
         <w:pStyle w:val="Titre1"/>
       </w:pPr>
       <w:r>
-        <w:t xml:space="preserve">Table A2. Informal competition</w:t>
+        <w:t xml:space="preserve">Table A3. Informal competition</w:t>
       </w:r>
     </w:p>
     <w:tbl xmlns:a="http://schemas.openxmlformats.org/drawingml/2006/main" xmlns:pic="http://schemas.openxmlformats.org/drawingml/2006/picture">
@@ -948,7 +1479,7 @@
                 <w:szCs w:val="22"/>
                 <w:color w:val="000000"/>
               </w:rPr>
-              <w:t xml:space="preserve">informal_competition</w:t>
+              <w:t xml:space="preserve">informal_competition_label</w:t>
             </w:r>
           </w:p>
         </w:tc>
@@ -1228,7 +1759,7 @@
                 <w:szCs w:val="22"/>
                 <w:color w:val="000000"/>
               </w:rPr>
-              <w:t xml:space="preserve">25.48231</w:t>
+              <w:t xml:space="preserve">39.48316</w:t>
             </w:r>
           </w:p>
         </w:tc>
@@ -1240,176 +1771,6 @@
         <w:tc>
           <w:tcPr>
             <w:tcBorders>
-              <w:bottom w:val="none" w:sz="0" w:space="0" w:color="000000"/>
-              <w:top w:val="none" w:sz="0" w:space="0" w:color="000000"/>
-              <w:left w:val="none" w:sz="0" w:space="0" w:color="000000"/>
-              <w:right w:val="none" w:sz="0" w:space="0" w:color="000000"/>
-            </w:tcBorders>
-            <w:shd w:val="clear" w:color="auto" w:fill="FFFFFF"/>
-            <w:tcMar>
-              <w:top w:w="0" w:type="dxa"/>
-              <w:bottom w:w="0" w:type="dxa"/>
-              <w:left w:w="0" w:type="dxa"/>
-              <w:right w:w="0" w:type="dxa"/>
-            </w:tcMar>
-            <w:vAlign w:val="center"/>
-          </w:tcPr>
-          <w:p>
-            <w:pPr>
-              <w:pStyle w:val="Normal"/>
-              <w:jc w:val="left"/>
-              <w:pBdr>
-                <w:bottom w:val="none" w:sz="0" w:space="0" w:color="000000"/>
-                <w:top w:val="none" w:sz="0" w:space="0" w:color="000000"/>
-                <w:left w:val="none" w:sz="0" w:space="0" w:color="000000"/>
-                <w:right w:val="none" w:sz="0" w:space="0" w:color="000000"/>
-              </w:pBdr>
-              <w:spacing w:after="100" w:before="100" w:line="240"/>
-              <w:ind w:left="100" w:right="100" w:firstLine="0" w:firstLineChars="0"/>
-              <w:rPr>
-                <w:rFonts w:ascii="Arial" w:hAnsi="Arial" w:eastAsia="Arial" w:cs="Arial"/>
-                <w:i w:val="false"/>
-                <w:b w:val="false"/>
-                <w:u w:val="none"/>
-                <w:strike w:val="false"/>
-                <w:sz w:val="22"/>
-                <w:szCs w:val="22"/>
-                <w:color w:val="000000"/>
-              </w:rPr>
-            </w:pPr>
-            <w:r>
-              <w:rPr>
-                <w:rFonts w:ascii="Arial" w:hAnsi="Arial" w:eastAsia="Arial" w:cs="Arial"/>
-                <w:i w:val="false"/>
-                <w:b w:val="false"/>
-                <w:u w:val="none"/>
-                <w:strike w:val="false"/>
-                <w:sz w:val="22"/>
-                <w:szCs w:val="22"/>
-                <w:color w:val="000000"/>
-              </w:rPr>
-              <w:t xml:space="preserve">Competes with informal firms</w:t>
-            </w:r>
-          </w:p>
-        </w:tc>
-        <w:tc>
-          <w:tcPr>
-            <w:tcBorders>
-              <w:bottom w:val="none" w:sz="0" w:space="0" w:color="000000"/>
-              <w:top w:val="none" w:sz="0" w:space="0" w:color="000000"/>
-              <w:left w:val="none" w:sz="0" w:space="0" w:color="000000"/>
-              <w:right w:val="none" w:sz="0" w:space="0" w:color="000000"/>
-            </w:tcBorders>
-            <w:shd w:val="clear" w:color="auto" w:fill="FFFFFF"/>
-            <w:tcMar>
-              <w:top w:w="0" w:type="dxa"/>
-              <w:bottom w:w="0" w:type="dxa"/>
-              <w:left w:w="0" w:type="dxa"/>
-              <w:right w:w="0" w:type="dxa"/>
-            </w:tcMar>
-            <w:vAlign w:val="center"/>
-          </w:tcPr>
-          <w:p>
-            <w:pPr>
-              <w:pStyle w:val="Normal"/>
-              <w:jc w:val="right"/>
-              <w:pBdr>
-                <w:bottom w:val="none" w:sz="0" w:space="0" w:color="000000"/>
-                <w:top w:val="none" w:sz="0" w:space="0" w:color="000000"/>
-                <w:left w:val="none" w:sz="0" w:space="0" w:color="000000"/>
-                <w:right w:val="none" w:sz="0" w:space="0" w:color="000000"/>
-              </w:pBdr>
-              <w:spacing w:after="100" w:before="100" w:line="240"/>
-              <w:ind w:left="100" w:right="100" w:firstLine="0" w:firstLineChars="0"/>
-              <w:rPr>
-                <w:rFonts w:ascii="Arial" w:hAnsi="Arial" w:eastAsia="Arial" w:cs="Arial"/>
-                <w:i w:val="false"/>
-                <w:b w:val="false"/>
-                <w:u w:val="none"/>
-                <w:strike w:val="false"/>
-                <w:sz w:val="22"/>
-                <w:szCs w:val="22"/>
-                <w:color w:val="000000"/>
-              </w:rPr>
-            </w:pPr>
-            <w:r>
-              <w:rPr>
-                <w:rFonts w:ascii="Arial" w:hAnsi="Arial" w:eastAsia="Arial" w:cs="Arial"/>
-                <w:i w:val="false"/>
-                <w:b w:val="false"/>
-                <w:u w:val="none"/>
-                <w:strike w:val="false"/>
-                <w:sz w:val="22"/>
-                <w:szCs w:val="22"/>
-                <w:color w:val="000000"/>
-              </w:rPr>
-              <w:t xml:space="preserve">9,414</w:t>
-            </w:r>
-          </w:p>
-        </w:tc>
-        <w:tc>
-          <w:tcPr>
-            <w:tcBorders>
-              <w:bottom w:val="none" w:sz="0" w:space="0" w:color="000000"/>
-              <w:top w:val="none" w:sz="0" w:space="0" w:color="000000"/>
-              <w:left w:val="none" w:sz="0" w:space="0" w:color="000000"/>
-              <w:right w:val="none" w:sz="0" w:space="0" w:color="000000"/>
-            </w:tcBorders>
-            <w:shd w:val="clear" w:color="auto" w:fill="FFFFFF"/>
-            <w:tcMar>
-              <w:top w:w="0" w:type="dxa"/>
-              <w:bottom w:w="0" w:type="dxa"/>
-              <w:left w:w="0" w:type="dxa"/>
-              <w:right w:w="0" w:type="dxa"/>
-            </w:tcMar>
-            <w:vAlign w:val="center"/>
-          </w:tcPr>
-          <w:p>
-            <w:pPr>
-              <w:pStyle w:val="Normal"/>
-              <w:jc w:val="right"/>
-              <w:pBdr>
-                <w:bottom w:val="none" w:sz="0" w:space="0" w:color="000000"/>
-                <w:top w:val="none" w:sz="0" w:space="0" w:color="000000"/>
-                <w:left w:val="none" w:sz="0" w:space="0" w:color="000000"/>
-                <w:right w:val="none" w:sz="0" w:space="0" w:color="000000"/>
-              </w:pBdr>
-              <w:spacing w:after="100" w:before="100" w:line="240"/>
-              <w:ind w:left="100" w:right="100" w:firstLine="0" w:firstLineChars="0"/>
-              <w:rPr>
-                <w:rFonts w:ascii="Arial" w:hAnsi="Arial" w:eastAsia="Arial" w:cs="Arial"/>
-                <w:i w:val="false"/>
-                <w:b w:val="false"/>
-                <w:u w:val="none"/>
-                <w:strike w:val="false"/>
-                <w:sz w:val="22"/>
-                <w:szCs w:val="22"/>
-                <w:color w:val="000000"/>
-              </w:rPr>
-            </w:pPr>
-            <w:r>
-              <w:rPr>
-                <w:rFonts w:ascii="Arial" w:hAnsi="Arial" w:eastAsia="Arial" w:cs="Arial"/>
-                <w:i w:val="false"/>
-                <w:b w:val="false"/>
-                <w:u w:val="none"/>
-                <w:strike w:val="false"/>
-                <w:sz w:val="22"/>
-                <w:szCs w:val="22"/>
-                <w:color w:val="000000"/>
-              </w:rPr>
-              <w:t xml:space="preserve">39.05738</w:t>
-            </w:r>
-          </w:p>
-        </w:tc>
-      </w:tr>
-      <w:tr>
-        <w:trPr>
-          <w:trHeight w:val="600" w:hRule="auto"/>
-        </w:trPr>
-        <w:tc>
-          <w:tcPr>
-            <w:tcBorders>
               <w:bottom w:val="single" w:sz="12" w:space="0" w:color="666666"/>
               <w:top w:val="none" w:sz="0" w:space="0" w:color="000000"/>
               <w:left w:val="none" w:sz="0" w:space="0" w:color="000000"/>
@@ -1458,7 +1819,7 @@
                 <w:szCs w:val="22"/>
                 <w:color w:val="000000"/>
               </w:rPr>
-              <w:t xml:space="preserve"/>
+              <w:t xml:space="preserve">Competes with informal firms</w:t>
             </w:r>
           </w:p>
         </w:tc>
@@ -1513,7 +1874,7 @@
                 <w:szCs w:val="22"/>
                 <w:color w:val="000000"/>
               </w:rPr>
-              <w:t xml:space="preserve">8,547</w:t>
+              <w:t xml:space="preserve">9,414</w:t>
             </w:r>
           </w:p>
         </w:tc>
@@ -1568,7 +1929,7 @@
                 <w:szCs w:val="22"/>
                 <w:color w:val="000000"/>
               </w:rPr>
-              <w:t xml:space="preserve">35.46032</w:t>
+              <w:t xml:space="preserve">60.51684</w:t>
             </w:r>
           </w:p>
         </w:tc>
@@ -1579,7 +1940,7 @@
         <w:pStyle w:val="Titre1"/>
       </w:pPr>
       <w:r>
-        <w:t xml:space="preserve">Table A3. Firm size distribution</w:t>
+        <w:t xml:space="preserve">Table A4. Firm size</w:t>
       </w:r>
     </w:p>
     <w:tbl xmlns:a="http://schemas.openxmlformats.org/drawingml/2006/main" xmlns:pic="http://schemas.openxmlformats.org/drawingml/2006/picture">
